--- a/documentation/CSV Import/Import Order User Guide.docx
+++ b/documentation/CSV Import/Import Order User Guide.docx
@@ -241,9 +241,8 @@
                   <w:placeholder>
                     <w:docPart w:val="9F7EE2790E614F4880D974B5C97860BD"/>
                   </w:placeholder>
-                  <w:showingPlcHdr/>
                   <w:dataBinding w:prefixMappings="xmlns:ns0='http://schemas.microsoft.com/office/2006/coverPageProps'" w:xpath="/ns0:CoverPageProperties[1]/ns0:PublishDate[1]" w:storeItemID="{55AF091B-3C7A-41E3-B477-F2FDAA23CFDA}"/>
-                  <w:date>
+                  <w:date w:fullDate="2026-04-23T00:00:00Z">
                     <w:dateFormat w:val="M-d-yyyy"/>
                     <w:lid w:val="en-US"/>
                     <w:storeMappedDataAs w:val="dateTime"/>
@@ -266,7 +265,7 @@
                         <w:sz w:val="28"/>
                         <w:szCs w:val="28"/>
                       </w:rPr>
-                      <w:t>[Date]</w:t>
+                      <w:t>4-23-2026</w:t>
                     </w:r>
                   </w:p>
                 </w:sdtContent>
@@ -1412,7 +1411,6 @@
       <w:r>
         <w:t xml:space="preserve">For this demonstration we will use the test order file </w:t>
       </w:r>
-      <w:proofErr w:type="spellStart"/>
       <w:r>
         <w:rPr>
           <w:b/>
@@ -1420,17 +1418,7 @@
           <w:i/>
           <w:iCs/>
         </w:rPr>
-        <w:t>order_data</w:t>
-      </w:r>
-      <w:proofErr w:type="spellEnd"/>
-      <w:r>
-        <w:rPr>
-          <w:b/>
-          <w:bCs/>
-          <w:i/>
-          <w:iCs/>
-        </w:rPr>
-        <w:t xml:space="preserve"> 017 ERRORS.csv</w:t>
+        <w:t>order_data 017 ERRORS.csv</w:t>
       </w:r>
       <w:r>
         <w:t xml:space="preserve"> which is the in the </w:t>
@@ -1467,7 +1455,7 @@
                     <pic:cNvPicPr/>
                   </pic:nvPicPr>
                   <pic:blipFill>
-                    <a:blip r:embed="rId8"/>
+                    <a:blip r:embed="rId9"/>
                     <a:stretch>
                       <a:fillRect/>
                     </a:stretch>
@@ -1527,7 +1515,7 @@
                     <pic:cNvPicPr/>
                   </pic:nvPicPr>
                   <pic:blipFill>
-                    <a:blip r:embed="rId9"/>
+                    <a:blip r:embed="rId10"/>
                     <a:stretch>
                       <a:fillRect/>
                     </a:stretch>
@@ -1592,7 +1580,7 @@
                     <pic:cNvPicPr/>
                   </pic:nvPicPr>
                   <pic:blipFill>
-                    <a:blip r:embed="rId10"/>
+                    <a:blip r:embed="rId11"/>
                     <a:stretch>
                       <a:fillRect/>
                     </a:stretch>
@@ -1618,21 +1606,12 @@
       <w:r>
         <w:t xml:space="preserve">Run the </w:t>
       </w:r>
-      <w:proofErr w:type="spellStart"/>
       <w:r>
         <w:rPr>
           <w:i/>
           <w:iCs/>
         </w:rPr>
-        <w:t>import_order</w:t>
-      </w:r>
-      <w:proofErr w:type="spellEnd"/>
-      <w:r>
-        <w:rPr>
-          <w:i/>
-          <w:iCs/>
-        </w:rPr>
-        <w:t xml:space="preserve"> </w:t>
+        <w:t xml:space="preserve">import_order </w:t>
       </w:r>
       <w:r>
         <w:t>batch program. Enter the following commands at the prompt</w:t>
@@ -1690,18 +1669,8 @@
           <w:b/>
           <w:bCs/>
         </w:rPr>
-        <w:t>PDB1\APPSDEMO&gt;</w:t>
-      </w:r>
-      <w:proofErr w:type="spellStart"/>
-      <w:r>
-        <w:rPr>
-          <w:rFonts w:ascii="Courier New" w:hAnsi="Courier New" w:cs="Courier New"/>
-          <w:b/>
-          <w:bCs/>
-        </w:rPr>
-        <w:t>import_order</w:t>
-      </w:r>
-      <w:proofErr w:type="spellEnd"/>
+        <w:t>PDB1\APPSDEMO&gt;import_order</w:t>
+      </w:r>
     </w:p>
     <w:p/>
     <w:p>
@@ -1714,21 +1683,12 @@
       <w:r>
         <w:t xml:space="preserve">You will be prompted to enter the password for the connection user, </w:t>
       </w:r>
-      <w:proofErr w:type="spellStart"/>
       <w:r>
         <w:rPr>
           <w:i/>
           <w:iCs/>
         </w:rPr>
-        <w:t>demo_connect</w:t>
-      </w:r>
-      <w:proofErr w:type="spellEnd"/>
-      <w:r>
-        <w:rPr>
-          <w:i/>
-          <w:iCs/>
-        </w:rPr>
-        <w:t>.</w:t>
+        <w:t>demo_connect.</w:t>
       </w:r>
     </w:p>
     <w:p>
@@ -1737,10 +1697,10 @@
           <w:noProof/>
         </w:rPr>
         <w:drawing>
-          <wp:inline distT="0" distB="0" distL="0" distR="0" wp14:anchorId="5494911D" wp14:editId="264F1F22">
-            <wp:extent cx="5731510" cy="3943350"/>
+          <wp:inline distT="0" distB="0" distL="0" distR="0" wp14:anchorId="679CCBD8" wp14:editId="3F519CB9">
+            <wp:extent cx="5731510" cy="4001135"/>
             <wp:effectExtent l="0" t="0" r="2540" b="0"/>
-            <wp:docPr id="1032395789" name="Picture 1"/>
+            <wp:docPr id="997707654" name="Picture 1"/>
             <wp:cNvGraphicFramePr>
               <a:graphicFrameLocks xmlns:a="http://schemas.openxmlformats.org/drawingml/2006/main" noChangeAspect="1"/>
             </wp:cNvGraphicFramePr>
@@ -1748,176 +1708,7 @@
               <a:graphicData uri="http://schemas.openxmlformats.org/drawingml/2006/picture">
                 <pic:pic xmlns:pic="http://schemas.openxmlformats.org/drawingml/2006/picture">
                   <pic:nvPicPr>
-                    <pic:cNvPr id="1032395789" name=""/>
-                    <pic:cNvPicPr/>
-                  </pic:nvPicPr>
-                  <pic:blipFill>
-                    <a:blip r:embed="rId11"/>
-                    <a:stretch>
-                      <a:fillRect/>
-                    </a:stretch>
-                  </pic:blipFill>
-                  <pic:spPr>
-                    <a:xfrm>
-                      <a:off x="0" y="0"/>
-                      <a:ext cx="5731510" cy="3943350"/>
-                    </a:xfrm>
-                    <a:prstGeom prst="rect">
-                      <a:avLst/>
-                    </a:prstGeom>
-                  </pic:spPr>
-                </pic:pic>
-              </a:graphicData>
-            </a:graphic>
-          </wp:inline>
-        </w:drawing>
-      </w:r>
-    </w:p>
-    <w:p>
-      <w:pPr>
-        <w:rPr>
-          <w:rFonts w:asciiTheme="majorHAnsi" w:eastAsiaTheme="majorEastAsia" w:hAnsiTheme="majorHAnsi" w:cstheme="majorBidi"/>
-          <w:color w:val="2F5496" w:themeColor="accent1" w:themeShade="BF"/>
-          <w:sz w:val="26"/>
-          <w:szCs w:val="26"/>
-        </w:rPr>
-      </w:pPr>
-      <w:r>
-        <w:br w:type="page"/>
-      </w:r>
-    </w:p>
-    <w:p>
-      <w:pPr>
-        <w:pStyle w:val="Heading2"/>
-      </w:pPr>
-      <w:bookmarkStart w:id="6" w:name="_Toc132891537"/>
-      <w:r>
-        <w:lastRenderedPageBreak/>
-        <w:t>Application Log</w:t>
-      </w:r>
-      <w:bookmarkEnd w:id="6"/>
-    </w:p>
-    <w:p/>
-    <w:p>
-      <w:pPr>
-        <w:rPr>
-          <w:i/>
-          <w:iCs/>
-        </w:rPr>
-      </w:pPr>
-      <w:r>
-        <w:t xml:space="preserve">The program reported that there were errors importing the file </w:t>
-      </w:r>
-      <w:proofErr w:type="spellStart"/>
-      <w:r>
-        <w:rPr>
-          <w:i/>
-          <w:iCs/>
-        </w:rPr>
-        <w:t>order_data</w:t>
-      </w:r>
-      <w:proofErr w:type="spellEnd"/>
-      <w:r>
-        <w:rPr>
-          <w:i/>
-          <w:iCs/>
-        </w:rPr>
-        <w:t xml:space="preserve"> 017 ERRORS.csv. </w:t>
-      </w:r>
-    </w:p>
-    <w:p>
-      <w:pPr>
-        <w:rPr>
-          <w:i/>
-          <w:iCs/>
-        </w:rPr>
-      </w:pPr>
-    </w:p>
-    <w:p>
-      <w:pPr>
-        <w:rPr>
-          <w:b/>
-          <w:bCs/>
-          <w:i/>
-          <w:iCs/>
-        </w:rPr>
-      </w:pPr>
-      <w:r>
-        <w:t xml:space="preserve">To investigate further, open SQL Developer, connect to </w:t>
-      </w:r>
-      <w:proofErr w:type="spellStart"/>
-      <w:r>
-        <w:rPr>
-          <w:i/>
-          <w:iCs/>
-        </w:rPr>
-        <w:t>demo_connect</w:t>
-      </w:r>
-      <w:proofErr w:type="spellEnd"/>
-      <w:r>
-        <w:t xml:space="preserve">, then open and run the SQL script </w:t>
-      </w:r>
-      <w:proofErr w:type="spellStart"/>
-      <w:r>
-        <w:rPr>
-          <w:b/>
-          <w:bCs/>
-          <w:i/>
-          <w:iCs/>
-        </w:rPr>
-        <w:t>applog</w:t>
-      </w:r>
-      <w:proofErr w:type="spellEnd"/>
-      <w:r>
-        <w:rPr>
-          <w:b/>
-          <w:bCs/>
-          <w:i/>
-          <w:iCs/>
-        </w:rPr>
-        <w:t>.</w:t>
-      </w:r>
-    </w:p>
-    <w:p>
-      <w:pPr>
-        <w:rPr>
-          <w:b/>
-          <w:bCs/>
-          <w:i/>
-          <w:iCs/>
-        </w:rPr>
-      </w:pPr>
-    </w:p>
-    <w:p>
-      <w:pPr>
-        <w:rPr>
-          <w:rFonts w:asciiTheme="majorHAnsi" w:eastAsiaTheme="majorEastAsia" w:hAnsiTheme="majorHAnsi" w:cstheme="majorBidi"/>
-          <w:color w:val="2F5496" w:themeColor="accent1" w:themeShade="BF"/>
-          <w:sz w:val="32"/>
-          <w:szCs w:val="32"/>
-        </w:rPr>
-      </w:pPr>
-      <w:r>
-        <w:rPr>
-          <w:b/>
-          <w:bCs/>
-          <w:i/>
-          <w:iCs/>
-          <w:noProof/>
-        </w:rPr>
-        <w:drawing>
-          <wp:inline distT="0" distB="0" distL="0" distR="0" wp14:anchorId="4DB5B5C0" wp14:editId="59F5CECF">
-            <wp:extent cx="5731510" cy="1661795"/>
-            <wp:effectExtent l="0" t="0" r="2540" b="0"/>
-            <wp:docPr id="3747973" name="Picture 1"/>
-            <wp:cNvGraphicFramePr>
-              <a:graphicFrameLocks xmlns:a="http://schemas.openxmlformats.org/drawingml/2006/main" noChangeAspect="1"/>
-            </wp:cNvGraphicFramePr>
-            <a:graphic xmlns:a="http://schemas.openxmlformats.org/drawingml/2006/main">
-              <a:graphicData uri="http://schemas.openxmlformats.org/drawingml/2006/picture">
-                <pic:pic xmlns:pic="http://schemas.openxmlformats.org/drawingml/2006/picture">
-                  <pic:nvPicPr>
-                    <pic:cNvPr id="3747973" name=""/>
+                    <pic:cNvPr id="997707654" name=""/>
                     <pic:cNvPicPr/>
                   </pic:nvPicPr>
                   <pic:blipFill>
@@ -1929,7 +1720,7 @@
                   <pic:spPr>
                     <a:xfrm>
                       <a:off x="0" y="0"/>
-                      <a:ext cx="5731510" cy="1661795"/>
+                      <a:ext cx="5731510" cy="4001135"/>
                     </a:xfrm>
                     <a:prstGeom prst="rect">
                       <a:avLst/>
@@ -1942,14 +1733,6 @@
         </w:drawing>
       </w:r>
     </w:p>
-    <w:p/>
-    <w:p/>
-    <w:p>
-      <w:r>
-        <w:t xml:space="preserve">Note the error messages reported for the order file we tried to import. </w:t>
-      </w:r>
-    </w:p>
-    <w:p/>
     <w:p>
       <w:pPr>
         <w:rPr>
@@ -1967,14 +1750,40 @@
       <w:pPr>
         <w:pStyle w:val="Heading2"/>
       </w:pPr>
-      <w:bookmarkStart w:id="7" w:name="_Toc132891538"/>
+      <w:bookmarkStart w:id="6" w:name="_Toc132891537"/>
       <w:r>
         <w:lastRenderedPageBreak/>
-        <w:t>Import Errors Report</w:t>
-      </w:r>
-      <w:bookmarkEnd w:id="7"/>
+        <w:t>Application Log</w:t>
+      </w:r>
+      <w:bookmarkEnd w:id="6"/>
     </w:p>
     <w:p/>
+    <w:p>
+      <w:pPr>
+        <w:rPr>
+          <w:i/>
+          <w:iCs/>
+        </w:rPr>
+      </w:pPr>
+      <w:r>
+        <w:t xml:space="preserve">The program reported that there were errors importing the file </w:t>
+      </w:r>
+      <w:r>
+        <w:rPr>
+          <w:i/>
+          <w:iCs/>
+        </w:rPr>
+        <w:t xml:space="preserve">order_data 017 ERRORS.csv. </w:t>
+      </w:r>
+    </w:p>
+    <w:p>
+      <w:pPr>
+        <w:rPr>
+          <w:i/>
+          <w:iCs/>
+        </w:rPr>
+      </w:pPr>
+    </w:p>
     <w:p>
       <w:pPr>
         <w:rPr>
@@ -1985,9 +1794,18 @@
         </w:rPr>
       </w:pPr>
       <w:r>
-        <w:t xml:space="preserve">To view the detailed error messages, run the report </w:t>
-      </w:r>
-      <w:proofErr w:type="spellStart"/>
+        <w:t xml:space="preserve">To investigate further, open SQL Developer, connect to </w:t>
+      </w:r>
+      <w:r>
+        <w:rPr>
+          <w:i/>
+          <w:iCs/>
+        </w:rPr>
+        <w:t>demo_connect</w:t>
+      </w:r>
+      <w:r>
+        <w:t xml:space="preserve">, then open and run the SQL script </w:t>
+      </w:r>
       <w:r>
         <w:rPr>
           <w:b/>
@@ -1995,53 +1813,41 @@
           <w:i/>
           <w:iCs/>
         </w:rPr>
-        <w:t>import_errors.sql</w:t>
-      </w:r>
-      <w:proofErr w:type="spellEnd"/>
-      <w:r>
+        <w:t>applog.</w:t>
+      </w:r>
+    </w:p>
+    <w:p>
+      <w:pPr>
         <w:rPr>
           <w:b/>
           <w:bCs/>
           <w:i/>
           <w:iCs/>
         </w:rPr>
-        <w:t>.</w:t>
-      </w:r>
-    </w:p>
-    <w:p>
-      <w:pPr>
+      </w:pPr>
+    </w:p>
+    <w:p>
+      <w:pPr>
+        <w:rPr>
+          <w:rFonts w:asciiTheme="majorHAnsi" w:eastAsiaTheme="majorEastAsia" w:hAnsiTheme="majorHAnsi" w:cstheme="majorBidi"/>
+          <w:color w:val="2F5496" w:themeColor="accent1" w:themeShade="BF"/>
+          <w:sz w:val="32"/>
+          <w:szCs w:val="32"/>
+        </w:rPr>
+      </w:pPr>
+      <w:r>
         <w:rPr>
           <w:b/>
           <w:bCs/>
           <w:i/>
           <w:iCs/>
-        </w:rPr>
-      </w:pPr>
-    </w:p>
-    <w:p>
-      <w:r>
-        <w:t>Note that Key Value refers to the Order Reference field in the CSV file. The CSV data is shown against each error message so you can identify the row in the CSV file that needs to be fixed.</w:t>
-      </w:r>
-    </w:p>
-    <w:p/>
-    <w:p>
-      <w:pPr>
-        <w:rPr>
-          <w:b/>
-          <w:bCs/>
-          <w:i/>
-          <w:iCs/>
-        </w:rPr>
-      </w:pPr>
-      <w:r>
-        <w:rPr>
           <w:noProof/>
         </w:rPr>
         <w:drawing>
-          <wp:inline distT="0" distB="0" distL="0" distR="0" wp14:anchorId="4A2B58B1" wp14:editId="75753C96">
-            <wp:extent cx="5731510" cy="2214245"/>
-            <wp:effectExtent l="0" t="0" r="2540" b="0"/>
-            <wp:docPr id="52146838" name="Picture 1"/>
+          <wp:inline distT="0" distB="0" distL="0" distR="0" wp14:anchorId="7BED3F70" wp14:editId="3CA6469D">
+            <wp:extent cx="5731510" cy="1522730"/>
+            <wp:effectExtent l="0" t="0" r="2540" b="1270"/>
+            <wp:docPr id="190414987" name="Picture 1"/>
             <wp:cNvGraphicFramePr>
               <a:graphicFrameLocks xmlns:a="http://schemas.openxmlformats.org/drawingml/2006/main" noChangeAspect="1"/>
             </wp:cNvGraphicFramePr>
@@ -2049,7 +1855,7 @@
               <a:graphicData uri="http://schemas.openxmlformats.org/drawingml/2006/picture">
                 <pic:pic xmlns:pic="http://schemas.openxmlformats.org/drawingml/2006/picture">
                   <pic:nvPicPr>
-                    <pic:cNvPr id="52146838" name=""/>
+                    <pic:cNvPr id="190414987" name=""/>
                     <pic:cNvPicPr/>
                   </pic:nvPicPr>
                   <pic:blipFill>
@@ -2061,7 +1867,7 @@
                   <pic:spPr>
                     <a:xfrm>
                       <a:off x="0" y="0"/>
-                      <a:ext cx="5731510" cy="2214245"/>
+                      <a:ext cx="5731510" cy="1522730"/>
                     </a:xfrm>
                     <a:prstGeom prst="rect">
                       <a:avLst/>
@@ -2074,6 +1880,39 @@
         </w:drawing>
       </w:r>
     </w:p>
+    <w:p/>
+    <w:p/>
+    <w:p>
+      <w:r>
+        <w:t xml:space="preserve">Note the error messages reported for the order file we tried to import. </w:t>
+      </w:r>
+    </w:p>
+    <w:p/>
+    <w:p>
+      <w:pPr>
+        <w:rPr>
+          <w:rFonts w:asciiTheme="majorHAnsi" w:eastAsiaTheme="majorEastAsia" w:hAnsiTheme="majorHAnsi" w:cstheme="majorBidi"/>
+          <w:color w:val="2F5496" w:themeColor="accent1" w:themeShade="BF"/>
+          <w:sz w:val="26"/>
+          <w:szCs w:val="26"/>
+        </w:rPr>
+      </w:pPr>
+      <w:r>
+        <w:br w:type="page"/>
+      </w:r>
+    </w:p>
+    <w:p>
+      <w:pPr>
+        <w:pStyle w:val="Heading2"/>
+      </w:pPr>
+      <w:bookmarkStart w:id="7" w:name="_Toc132891538"/>
+      <w:r>
+        <w:lastRenderedPageBreak/>
+        <w:t>Import Errors Report</w:t>
+      </w:r>
+      <w:bookmarkEnd w:id="7"/>
+    </w:p>
+    <w:p/>
     <w:p>
       <w:pPr>
         <w:rPr>
@@ -2084,18 +1923,48 @@
         </w:rPr>
       </w:pPr>
       <w:r>
+        <w:t xml:space="preserve">To view the detailed error messages, run the report </w:t>
+      </w:r>
+      <w:r>
         <w:rPr>
           <w:b/>
           <w:bCs/>
           <w:i/>
           <w:iCs/>
-          <w:noProof/>
-        </w:rPr>
+        </w:rPr>
+        <w:t>import_errors.sql.</w:t>
+      </w:r>
+    </w:p>
+    <w:p>
+      <w:pPr>
+        <w:rPr>
+          <w:b/>
+          <w:bCs/>
+          <w:i/>
+          <w:iCs/>
+        </w:rPr>
+      </w:pPr>
+    </w:p>
+    <w:p>
+      <w:r>
+        <w:t>Note that Key Value refers to the Order Reference field in the CSV file. The CSV data is shown against each error message so you can identify the row in the CSV file that needs to be fixed.</w:t>
+      </w:r>
+    </w:p>
+    <w:p>
+      <w:pPr>
+        <w:rPr>
+          <w:b/>
+          <w:bCs/>
+          <w:i/>
+          <w:iCs/>
+        </w:rPr>
+      </w:pPr>
+      <w:r>
         <w:drawing>
-          <wp:inline distT="0" distB="0" distL="0" distR="0" wp14:anchorId="70D580CE" wp14:editId="7AF21412">
-            <wp:extent cx="5731510" cy="2089785"/>
-            <wp:effectExtent l="0" t="0" r="2540" b="5715"/>
-            <wp:docPr id="1240617883" name="Picture 1"/>
+          <wp:inline distT="0" distB="0" distL="0" distR="0" wp14:anchorId="5C48FCCD" wp14:editId="0491DBA7">
+            <wp:extent cx="5731510" cy="2671445"/>
+            <wp:effectExtent l="0" t="0" r="2540" b="0"/>
+            <wp:docPr id="1899777417" name="Picture 1"/>
             <wp:cNvGraphicFramePr>
               <a:graphicFrameLocks xmlns:a="http://schemas.openxmlformats.org/drawingml/2006/main" noChangeAspect="1"/>
             </wp:cNvGraphicFramePr>
@@ -2103,7 +1972,7 @@
               <a:graphicData uri="http://schemas.openxmlformats.org/drawingml/2006/picture">
                 <pic:pic xmlns:pic="http://schemas.openxmlformats.org/drawingml/2006/picture">
                   <pic:nvPicPr>
-                    <pic:cNvPr id="1240617883" name=""/>
+                    <pic:cNvPr id="1899777417" name=""/>
                     <pic:cNvPicPr/>
                   </pic:nvPicPr>
                   <pic:blipFill>
@@ -2115,7 +1984,7 @@
                   <pic:spPr>
                     <a:xfrm>
                       <a:off x="0" y="0"/>
-                      <a:ext cx="5731510" cy="2089785"/>
+                      <a:ext cx="5731510" cy="2671445"/>
                     </a:xfrm>
                     <a:prstGeom prst="rect">
                       <a:avLst/>
@@ -2127,6 +1996,49 @@
           </wp:inline>
         </w:drawing>
       </w:r>
+      <w:r>
+        <w:rPr>
+          <w:b/>
+          <w:bCs/>
+          <w:i/>
+          <w:iCs/>
+        </w:rPr>
+        <w:drawing>
+          <wp:inline distT="0" distB="0" distL="0" distR="0" wp14:anchorId="5869B5E2" wp14:editId="2663B4DB">
+            <wp:extent cx="5731510" cy="1880870"/>
+            <wp:effectExtent l="0" t="0" r="2540" b="5080"/>
+            <wp:docPr id="787966050" name="Picture 1"/>
+            <wp:cNvGraphicFramePr>
+              <a:graphicFrameLocks xmlns:a="http://schemas.openxmlformats.org/drawingml/2006/main" noChangeAspect="1"/>
+            </wp:cNvGraphicFramePr>
+            <a:graphic xmlns:a="http://schemas.openxmlformats.org/drawingml/2006/main">
+              <a:graphicData uri="http://schemas.openxmlformats.org/drawingml/2006/picture">
+                <pic:pic xmlns:pic="http://schemas.openxmlformats.org/drawingml/2006/picture">
+                  <pic:nvPicPr>
+                    <pic:cNvPr id="787966050" name=""/>
+                    <pic:cNvPicPr/>
+                  </pic:nvPicPr>
+                  <pic:blipFill>
+                    <a:blip r:embed="rId15"/>
+                    <a:stretch>
+                      <a:fillRect/>
+                    </a:stretch>
+                  </pic:blipFill>
+                  <pic:spPr>
+                    <a:xfrm>
+                      <a:off x="0" y="0"/>
+                      <a:ext cx="5731510" cy="1880870"/>
+                    </a:xfrm>
+                    <a:prstGeom prst="rect">
+                      <a:avLst/>
+                    </a:prstGeom>
+                  </pic:spPr>
+                </pic:pic>
+              </a:graphicData>
+            </a:graphic>
+          </wp:inline>
+        </w:drawing>
+      </w:r>
     </w:p>
     <w:p>
       <w:r>
@@ -2246,7 +2158,6 @@
       <w:r>
         <w:t xml:space="preserve">Move the file to the Received directory. For this demonstration, we will also rename the file to </w:t>
       </w:r>
-      <w:proofErr w:type="spellStart"/>
       <w:r>
         <w:rPr>
           <w:b/>
@@ -2254,17 +2165,7 @@
           <w:i/>
           <w:iCs/>
         </w:rPr>
-        <w:t>order_data</w:t>
-      </w:r>
-      <w:proofErr w:type="spellEnd"/>
-      <w:r>
-        <w:rPr>
-          <w:b/>
-          <w:bCs/>
-          <w:i/>
-          <w:iCs/>
-        </w:rPr>
-        <w:t xml:space="preserve"> 017 FIXED.csv</w:t>
+        <w:t>order_data 017 FIXED.csv</w:t>
       </w:r>
     </w:p>
     <w:p>
@@ -2278,7 +2179,6 @@
       <w:r>
         <w:t xml:space="preserve">Run the </w:t>
       </w:r>
-      <w:proofErr w:type="spellStart"/>
       <w:r>
         <w:rPr>
           <w:i/>
@@ -2293,7 +2193,6 @@
         </w:rPr>
         <w:t>_order</w:t>
       </w:r>
-      <w:proofErr w:type="spellEnd"/>
       <w:r>
         <w:t xml:space="preserve"> program</w:t>
       </w:r>
@@ -2339,7 +2238,7 @@
                     <pic:cNvPicPr/>
                   </pic:nvPicPr>
                   <pic:blipFill>
-                    <a:blip r:embed="rId15"/>
+                    <a:blip r:embed="rId16"/>
                     <a:stretch>
                       <a:fillRect/>
                     </a:stretch>
@@ -2371,7 +2270,6 @@
         <w:lastRenderedPageBreak/>
         <w:t xml:space="preserve">Run the </w:t>
       </w:r>
-      <w:proofErr w:type="spellStart"/>
       <w:r>
         <w:rPr>
           <w:i/>
@@ -2379,7 +2277,6 @@
         </w:rPr>
         <w:t>import_order</w:t>
       </w:r>
-      <w:proofErr w:type="spellEnd"/>
       <w:r>
         <w:t xml:space="preserve"> process again</w:t>
       </w:r>
@@ -2422,10 +2319,10 @@
           <w:noProof/>
         </w:rPr>
         <w:drawing>
-          <wp:inline distT="0" distB="0" distL="0" distR="0" wp14:anchorId="5E5D27C3" wp14:editId="4978B704">
-            <wp:extent cx="5731510" cy="3977640"/>
-            <wp:effectExtent l="0" t="0" r="2540" b="3810"/>
-            <wp:docPr id="1248647629" name="Picture 1"/>
+          <wp:inline distT="0" distB="0" distL="0" distR="0" wp14:anchorId="34AA625D" wp14:editId="1879A970">
+            <wp:extent cx="5731510" cy="3517265"/>
+            <wp:effectExtent l="0" t="0" r="2540" b="6985"/>
+            <wp:docPr id="393563972" name="Picture 1"/>
             <wp:cNvGraphicFramePr>
               <a:graphicFrameLocks xmlns:a="http://schemas.openxmlformats.org/drawingml/2006/main" noChangeAspect="1"/>
             </wp:cNvGraphicFramePr>
@@ -2433,11 +2330,11 @@
               <a:graphicData uri="http://schemas.openxmlformats.org/drawingml/2006/picture">
                 <pic:pic xmlns:pic="http://schemas.openxmlformats.org/drawingml/2006/picture">
                   <pic:nvPicPr>
-                    <pic:cNvPr id="1248647629" name=""/>
+                    <pic:cNvPr id="393563972" name=""/>
                     <pic:cNvPicPr/>
                   </pic:nvPicPr>
                   <pic:blipFill>
-                    <a:blip r:embed="rId16"/>
+                    <a:blip r:embed="rId17"/>
                     <a:stretch>
                       <a:fillRect/>
                     </a:stretch>
@@ -2445,7 +2342,7 @@
                   <pic:spPr>
                     <a:xfrm>
                       <a:off x="0" y="0"/>
-                      <a:ext cx="5731510" cy="3977640"/>
+                      <a:ext cx="5731510" cy="3517265"/>
                     </a:xfrm>
                     <a:prstGeom prst="rect">
                       <a:avLst/>
@@ -2482,7 +2379,6 @@
       <w:r>
         <w:t xml:space="preserve">Run the </w:t>
       </w:r>
-      <w:proofErr w:type="spellStart"/>
       <w:r>
         <w:rPr>
           <w:i/>
@@ -2490,7 +2386,6 @@
         </w:rPr>
         <w:t>import_errors.sql</w:t>
       </w:r>
-      <w:proofErr w:type="spellEnd"/>
       <w:r>
         <w:t xml:space="preserve"> report again. This time, there should be no errors reported for the orders in the CSV file.</w:t>
       </w:r>
@@ -2525,7 +2420,6 @@
       <w:r>
         <w:t xml:space="preserve">Finally, run the orders report, </w:t>
       </w:r>
-      <w:proofErr w:type="spellStart"/>
       <w:r>
         <w:rPr>
           <w:b/>
@@ -2533,17 +2427,7 @@
           <w:i/>
           <w:iCs/>
         </w:rPr>
-        <w:t>orders_param.sql</w:t>
-      </w:r>
-      <w:proofErr w:type="spellEnd"/>
-      <w:r>
-        <w:rPr>
-          <w:b/>
-          <w:bCs/>
-          <w:i/>
-          <w:iCs/>
-        </w:rPr>
-        <w:t xml:space="preserve">. </w:t>
+        <w:t xml:space="preserve">orders_param.sql. </w:t>
       </w:r>
       <w:r>
         <w:t>Specify the range of orders to report as TEST0040 to TEST0042:</w:t>
@@ -2571,7 +2455,7 @@
                     <pic:cNvPicPr/>
                   </pic:nvPicPr>
                   <pic:blipFill>
-                    <a:blip r:embed="rId17"/>
+                    <a:blip r:embed="rId18"/>
                     <a:stretch>
                       <a:fillRect/>
                     </a:stretch>
@@ -2606,8 +2490,8 @@
     </w:p>
     <w:p/>
     <w:sectPr>
-      <w:headerReference w:type="default" r:id="rId18"/>
-      <w:footerReference w:type="default" r:id="rId19"/>
+      <w:headerReference w:type="default" r:id="rId19"/>
+      <w:footerReference w:type="default" r:id="rId20"/>
       <w:pgSz w:w="11906" w:h="16838"/>
       <w:pgMar w:top="1440" w:right="1440" w:bottom="1440" w:left="1440" w:header="708" w:footer="708" w:gutter="0"/>
       <w:pgNumType w:start="0"/>
@@ -4151,7 +4035,9 @@
     <w:rsidRoot w:val="00FD620D"/>
     <w:rsid w:val="0002154C"/>
     <w:rsid w:val="005454BD"/>
+    <w:rsid w:val="006779B8"/>
     <w:rsid w:val="006A4B52"/>
+    <w:rsid w:val="009606C0"/>
     <w:rsid w:val="009F6408"/>
     <w:rsid w:val="00EA2E5B"/>
     <w:rsid w:val="00FD620D"/>
@@ -4895,10 +4781,29 @@
 </file>
 
 <file path=customXml/item1.xml><?xml version="1.0" encoding="utf-8"?>
+<CoverPageProperties xmlns="http://schemas.microsoft.com/office/2006/coverPageProps">
+  <PublishDate>2026-04-23T00:00:00</PublishDate>
+  <Abstract/>
+  <CompanyAddress/>
+  <CompanyPhone/>
+  <CompanyFax/>
+  <CompanyEmail/>
+</CoverPageProperties>
+</file>
+
+<file path=customXml/item2.xml><?xml version="1.0" encoding="utf-8"?>
 <b:Sources xmlns:b="http://schemas.openxmlformats.org/officeDocument/2006/bibliography" xmlns="http://schemas.openxmlformats.org/officeDocument/2006/bibliography" SelectedStyle="\APASixthEditionOfficeOnline.xsl" StyleName="APA" Version="6"/>
 </file>
 
 <file path=customXml/itemProps1.xml><?xml version="1.0" encoding="utf-8"?>
+<ds:datastoreItem xmlns:ds="http://schemas.openxmlformats.org/officeDocument/2006/customXml" ds:itemID="{55AF091B-3C7A-41E3-B477-F2FDAA23CFDA}">
+  <ds:schemaRefs>
+    <ds:schemaRef ds:uri="http://schemas.microsoft.com/office/2006/coverPageProps"/>
+  </ds:schemaRefs>
+</ds:datastoreItem>
+</file>
+
+<file path=customXml/itemProps2.xml><?xml version="1.0" encoding="utf-8"?>
 <ds:datastoreItem xmlns:ds="http://schemas.openxmlformats.org/officeDocument/2006/customXml" ds:itemID="{3FCF682F-6653-4441-9C92-9F49A4CE761A}">
   <ds:schemaRefs>
     <ds:schemaRef ds:uri="http://schemas.openxmlformats.org/officeDocument/2006/bibliography"/>
